--- a/zht/docx/39.content.docx
+++ b/zht/docx/39.content.docx
@@ -409,36 +409,24 @@
         </w:rPr>
         <w:t>本書標題中的描述（</w:t>
       </w:r>
-      <w:hyperlink r:id="rId13">
-        <w:r>
-          <w:rPr>
-            <w:lang w:val="zh_TW" w:bidi="zh_TW"/>
-          </w:rPr>
-          <w:rPr>
-            <w:color w:val="0000EE"/>
-            <w:u w:val="single"/>
-          </w:rPr>
-          <w:t>1:1</w:t>
-        </w:r>
-      </w:hyperlink>
+      <w:r>
+        <w:rPr>
+          <w:lang w:val="zh_TW" w:bidi="zh_TW"/>
+        </w:rPr>
+        <w:t>1:1</w:t>
+      </w:r>
       <w:r>
         <w:rPr>
           <w:lang w:val="zh_TW" w:bidi="zh_TW"/>
         </w:rPr>
         <w:t>）可以翻譯為「耶和華藉著瑪拉基的手給以色列的話」或「耶和華藉著我的使者給以色列的話」。這句話最後一部分的表達方式也出現在</w:t>
       </w:r>
-      <w:hyperlink r:id="rId14">
-        <w:r>
-          <w:rPr>
-            <w:lang w:val="zh_TW" w:bidi="zh_TW"/>
-          </w:rPr>
-          <w:rPr>
-            <w:color w:val="0000EE"/>
-            <w:u w:val="single"/>
-          </w:rPr>
-          <w:t>三章1節</w:t>
-        </w:r>
-      </w:hyperlink>
+      <w:r>
+        <w:rPr>
+          <w:lang w:val="zh_TW" w:bidi="zh_TW"/>
+        </w:rPr>
+        <w:t>三章1節</w:t>
+      </w:r>
       <w:r>
         <w:rPr>
           <w:lang w:val="zh_TW" w:bidi="zh_TW"/>
@@ -813,18 +801,12 @@
         </w:rPr>
         <w:t>此處，耶和華似乎暗示了祂在</w:t>
       </w:r>
-      <w:hyperlink r:id="rId15">
-        <w:r>
-          <w:rPr>
-            <w:lang w:val="zh_TW" w:bidi="zh_TW"/>
-          </w:rPr>
-          <w:rPr>
-            <w:color w:val="0000EE"/>
-            <w:u w:val="single"/>
-          </w:rPr>
-          <w:t>民數記二十五章12至13節</w:t>
-        </w:r>
-      </w:hyperlink>
+      <w:r>
+        <w:rPr>
+          <w:lang w:val="zh_TW" w:bidi="zh_TW"/>
+        </w:rPr>
+        <w:t>民數記二十五章12至13節</w:t>
+      </w:r>
       <w:r>
         <w:rPr>
           <w:lang w:val="zh_TW" w:bidi="zh_TW"/>
@@ -896,18 +878,12 @@
         </w:rPr>
         <w:t>這個字詞也可能反映出這是一個不會終止的永久盟約。</w:t>
       </w:r>
-      <w:hyperlink r:id="rId16">
-        <w:r>
-          <w:rPr>
-            <w:lang w:val="zh_TW" w:bidi="zh_TW"/>
-          </w:rPr>
-          <w:rPr>
-            <w:color w:val="0000EE"/>
-            <w:u w:val="single"/>
-          </w:rPr>
-          <w:t>二章5節</w:t>
-        </w:r>
-      </w:hyperlink>
+      <w:r>
+        <w:rPr>
+          <w:lang w:val="zh_TW" w:bidi="zh_TW"/>
+        </w:rPr>
+        <w:t>二章5節</w:t>
+      </w:r>
       <w:r>
         <w:rPr>
           <w:lang w:val="zh_TW" w:bidi="zh_TW"/>
@@ -1334,18 +1310,12 @@
         </w:rPr>
         <w:t>雖然瑪拉基的聽眾和後來的猶太人可能期望這個預言會在以利亞本人回來後實現，但耶穌卻解釋說，它是透過施洗約翰的生命和見證來成就（</w:t>
       </w:r>
-      <w:hyperlink r:id="rId17">
-        <w:r>
-          <w:rPr>
-            <w:lang w:val="zh_TW" w:bidi="zh_TW"/>
-          </w:rPr>
-          <w:rPr>
-            <w:color w:val="0000EE"/>
-            <w:u w:val="single"/>
-          </w:rPr>
-          <w:t>太17:10–13</w:t>
-        </w:r>
-      </w:hyperlink>
+      <w:r>
+        <w:rPr>
+          <w:lang w:val="zh_TW" w:bidi="zh_TW"/>
+        </w:rPr>
+        <w:t>太17:10–13</w:t>
+      </w:r>
       <w:r>
         <w:rPr>
           <w:lang w:val="zh_TW" w:bidi="zh_TW"/>
